--- a/ky/wisdom-stories/three-questions.docx
+++ b/ky/wisdom-stories/three-questions.docx
@@ -57,7 +57,7 @@
           <w:sz w:val="22"/>
           <w:lang w:val="ky-KG"/>
         </w:rPr>
-        <w:t>— Сага үч суроо берем. Эртеңге чейин жообун таппасаң, сарайдан куулуп чыгасың. Биринчиси: Кудай кимдин камын жейт? Экинчиси: Кудай эмнени жабат? Үчүнчүсү: Кудай эмне иш кылат?</w:t>
+        <w:t>— Сага үч суроо берем. Эртеңге чейин жообун таппасаң, сарайдан куулуп чыгасың. Биринчиси: Кудай эмнеге чыдайт? Экинчиси: Кудай кайсы чындыктарды жашырат? Үчүнчүсү: Кудай Өз даанышмандыгы жана кудурети менен кайсы иштерди ишке ашырат?</w:t>
       </w:r>
     </w:p>
     <w:p>
@@ -111,7 +111,7 @@
           <w:sz w:val="22"/>
           <w:lang w:val="ky-KG"/>
         </w:rPr>
-        <w:t>— Үч суроонун тең жообун билем. Экөөнү азыр айтайын, үчүнчүсүн эртең көрөсүз. Кудай пенделеринин камын жейт, айыбын жабат.</w:t>
+        <w:t>— Үч суроонун тең жообун билем. Экөөнү азыр айтайын, үчүнчүсүн эртең айтам. Кудай чыдап жүргөн нерсе — пенделеринин кайгы-муңу, жашырганы болсо алардын айыптары.</w:t>
       </w:r>
     </w:p>
     <w:p>
@@ -237,7 +237,7 @@
           <w:sz w:val="22"/>
           <w:lang w:val="ky-KG"/>
         </w:rPr>
-        <w:t>— Үчүнчү суроонун жообу кандай? Кудай эмне иш кылат?</w:t>
+        <w:t>— Үчүнчү суроонун жообу кандай? Кудай Өз даанышмандыгы жана кудурети менен кайсы иштерди ишке ашырат?</w:t>
       </w:r>
     </w:p>
     <w:p>
@@ -297,7 +297,7 @@
           <w:sz w:val="22"/>
           <w:lang w:val="ky-KG"/>
         </w:rPr>
-        <w:t xml:space="preserve">Сабак: </w:t>
+        <w:t>Сабак: Мансап түбөлүк эмес. Бүгүн буйрук берген эртең өзү кызмат кылышы мүмкүн. Эч ким өз ордуна ишенип калбасын.</w:t>
       </w:r>
       <w:r>
         <w:rPr>
@@ -306,7 +306,6 @@
           <w:sz w:val="22"/>
           <w:lang w:val="ky-KG"/>
         </w:rPr>
-        <w:t>Мансап түбөлүк эмес. Бүгүн буйрук берген эртең өзү кызмат кылышы мүмкүн. Бой көтөрбөй, калыс бол.</w:t>
       </w:r>
     </w:p>
     <w:p>
@@ -326,7 +325,7 @@
           <w:sz w:val="18"/>
           <w:lang w:val="ky-KG"/>
         </w:rPr>
-        <w:t>Окуя ачык интернет булактарынан алынды.</w:t>
+        <w:t>Аңгемелер ачык интернет булактарынан алынган, иллюстрациялар болсо ЖИ менен түзүлгөн.</w:t>
       </w:r>
     </w:p>
     <w:sectPr>

--- a/ky/wisdom-stories/three-questions.docx
+++ b/ky/wisdom-stories/three-questions.docx
@@ -3,329 +3,115 @@
 <w:document xmlns:wpc="http://schemas.microsoft.com/office/word/2010/wordprocessingCanvas" xmlns:cx="http://schemas.microsoft.com/office/drawing/2014/chartex" xmlns:cx1="http://schemas.microsoft.com/office/drawing/2015/9/8/chartex" xmlns:cx2="http://schemas.microsoft.com/office/drawing/2015/10/21/chartex" xmlns:cx3="http://schemas.microsoft.com/office/drawing/2016/5/9/chartex" xmlns:cx4="http://schemas.microsoft.com/office/drawing/2016/5/10/chartex" xmlns:cx5="http://schemas.microsoft.com/office/drawing/2016/5/11/chartex" xmlns:cx6="http://schemas.microsoft.com/office/drawing/2016/5/12/chartex" xmlns:cx7="http://schemas.microsoft.com/office/drawing/2016/5/13/chartex" xmlns:cx8="http://schemas.microsoft.com/office/drawing/2016/5/14/chartex" xmlns:mc="http://schemas.openxmlformats.org/markup-compatibility/2006" xmlns:aink="http://schemas.microsoft.com/office/drawing/2016/ink" xmlns:am3d="http://schemas.microsoft.com/office/drawing/2017/model3d" xmlns:o="urn:schemas-microsoft-com:office:office" xmlns:oel="http://schemas.microsoft.com/office/2019/extlst" xmlns:r="http://schemas.openxmlformats.org/officeDocument/2006/relationships" xmlns:m="http://schemas.openxmlformats.org/officeDocument/2006/math" xmlns:v="urn:schemas-microsoft-com:vml" xmlns:wp14="http://schemas.microsoft.com/office/word/2010/wordprocessingDrawing" xmlns:wp="http://schemas.openxmlformats.org/drawingml/2006/wordprocessingDrawing" xmlns:w10="urn:schemas-microsoft-com:office:word" xmlns:w="http://schemas.openxmlformats.org/wordprocessingml/2006/main" xmlns:w14="http://schemas.microsoft.com/office/word/2010/wordml" xmlns:w15="http://schemas.microsoft.com/office/word/2012/wordml" xmlns:w16cex="http://schemas.microsoft.com/office/word/2018/wordml/cex" xmlns:w16cid="http://schemas.microsoft.com/office/word/2016/wordml/cid" xmlns:w16="http://schemas.microsoft.com/office/word/2018/wordml" xmlns:w16du="http://schemas.microsoft.com/office/word/2023/wordml/word16du" xmlns:w16sdtdh="http://schemas.microsoft.com/office/word/2020/wordml/sdtdatahash" xmlns:w16sdtfl="http://schemas.microsoft.com/office/word/2024/wordml/sdtformatlock" xmlns:w16se="http://schemas.microsoft.com/office/word/2015/wordml/symex" xmlns:wpg="http://schemas.microsoft.com/office/word/2010/wordprocessingGroup" xmlns:wpi="http://schemas.microsoft.com/office/word/2010/wordprocessingInk" xmlns:wne="http://schemas.microsoft.com/office/word/2006/wordml" xmlns:wps="http://schemas.microsoft.com/office/word/2010/wordprocessingShape" mc:Ignorable="w14 w15 w16se w16cid w16 w16cex w16sdtdh w16sdtfl w16du wp14">
   <w:body>
     <w:p>
-      <w:pPr>
-        <w:pStyle w:val="Title"/>
-        <w:keepNext/>
-        <w:keepLines w:val="0"/>
-        <w:pageBreakBefore w:val="0"/>
-        <w:widowControl/>
-        <w:spacing w:line="269" w:lineRule="auto" w:after="180" w:before="0"/>
-      </w:pPr>
-      <w:bookmarkStart w:id="10201" w:name="Story_202"/>
       <w:r>
         <w:rPr>
-          <w:rFonts w:ascii="Arial" w:hAnsi="Arial"/>
           <w:b/>
-          <w:color w:val="000000"/>
-          <w:sz w:val="34"/>
-          <w:lang w:val="ky-KG"/>
+          <w:bCs/>
         </w:rPr>
         <w:t>Үч суроо</w:t>
       </w:r>
-      <w:bookmarkEnd w:id="10201"/>
-    </w:p>
-    <w:p>
-      <w:pPr>
-        <w:keepNext w:val="0"/>
-        <w:keepLines w:val="0"/>
-        <w:pageBreakBefore w:val="0"/>
-        <w:widowControl/>
-        <w:spacing w:line="269" w:lineRule="auto" w:after="120" w:before="0"/>
-      </w:pPr>
+    </w:p>
+    <w:p>
+      <w:r>
+        <w:t>Бир күнү падыша вазирин чакырып, мындай деди:</w:t>
+      </w:r>
+    </w:p>
+    <w:p>
+      <w:r>
+        <w:t>— Сага үч суроо берем. Эртеңкиге чейин жооп таппасаң, сарайдан куулуп чыгасың. Биринчиси: Аллах эмнеге сабыр кылат? Экинчиси: Аллах эмнени жашырат? Үчүнчүсү: Аллах Өзүнүн даанышмандыгы жана кудурети менен эмнелерди өзгөртөт?</w:t>
+      </w:r>
+    </w:p>
+    <w:p>
+      <w:r>
+        <w:t>Вазир канча ойлонсо да, жооп таба алган жок. Кечинде көңүлү чөгүп үйүнө кайтты. Анын акылдуу, баамчыл кызматчысы бар эле. Ал кожоюнунун кабагы бүркөлүп турганын көрүп, себебин сурады. Вазир болгон окуяны айтып берди.</w:t>
+      </w:r>
+    </w:p>
+    <w:p>
+      <w:r>
+        <w:t>Кызматчы мындай деди:</w:t>
+      </w:r>
+    </w:p>
+    <w:p>
+      <w:r>
+        <w:t>— Үч суроонун тең жообун билем. Экөөнү азыр айтам, үчүнчүсүн эртең айтам. Аллах кайгыга баткан пенделеринин арыз-муңуна сабыр кылат, ал эми алардын айыптарын жашырат.</w:t>
+      </w:r>
+    </w:p>
+    <w:p>
+      <w:r>
+        <w:t>Эртеси вазир падышага барып, эки жоопту айтты. Жооптор падышага жакты.</w:t>
+      </w:r>
+    </w:p>
+    <w:p>
+      <w:r>
+        <w:t>— Буларды өзүң таптыңбы же сага бирөө айттыбы?</w:t>
+      </w:r>
+    </w:p>
+    <w:p>
+      <w:r>
+        <w:t>Вазир чындыкты жашырган жок:</w:t>
+      </w:r>
+    </w:p>
+    <w:p>
+      <w:r>
+        <w:t>— Акылдуу кызматчым айтты, падышам.</w:t>
+      </w:r>
+    </w:p>
+    <w:p>
+      <w:r>
+        <w:t>Падыша кызматчыны сарайга чакыртып, вазирге буйрук берди:</w:t>
+      </w:r>
+    </w:p>
+    <w:p>
+      <w:r>
+        <w:t>— Вазирлик чапаныңды чечип, ага бер.</w:t>
+      </w:r>
+    </w:p>
+    <w:p>
+      <w:r>
+        <w:t>Вазир чапанын чечти, кызматчысы аны кийди. Өзү болсо кызматчынын эски кийимин кийүүгө аргасыз болду.</w:t>
+      </w:r>
+    </w:p>
+    <w:p>
+      <w:r>
+        <w:t>Эмне болуп кеткенин түшүнө албай турган вазир сурады:</w:t>
+      </w:r>
+    </w:p>
+    <w:p>
+      <w:r>
+        <w:t>— Үчүнчү суроонун жообучу? Аллах Өзүнүн даанышмандыгы жана кудурети менен эмнелерди өзгөртөт?</w:t>
+      </w:r>
+    </w:p>
+    <w:p>
+      <w:r>
+        <w:t>Кызматчы жылмайды:</w:t>
+      </w:r>
+    </w:p>
+    <w:p>
+      <w:r>
+        <w:t>— Дагы эле түшүнгөн жоксузбу? Бир заматта вазирди кызматчы, кызматчыны вазир кылат!</w:t>
+      </w:r>
+    </w:p>
+    <w:p>
       <w:r>
         <w:rPr>
-          <w:rFonts w:ascii="Arial" w:eastAsia="Arial" w:hAnsi="Arial"/>
-          <w:color w:val="000000"/>
-          <w:sz w:val="22"/>
-          <w:lang w:val="ky-KG"/>
+          <w:b/>
+          <w:bCs/>
         </w:rPr>
-        <w:t>Падыша вазирин алдына чакырып мындай дейт:</w:t>
-      </w:r>
-    </w:p>
-    <w:p>
-      <w:pPr>
-        <w:keepNext w:val="0"/>
-        <w:keepLines w:val="0"/>
-        <w:pageBreakBefore w:val="0"/>
-        <w:widowControl/>
-        <w:spacing w:line="269" w:lineRule="auto" w:after="120" w:before="0"/>
-      </w:pPr>
-      <w:r>
+        <w:t>Сабак: Кызмат адамга түбөлүк берилбейт, акылмандык да жогорку даражадагыларда гана болбойт. Кызматыңа таянба, эч кимди ээлеген ордуна карап кемсинтпе.</w:t>
+      </w:r>
+    </w:p>
+    <w:p>
+      <w:pPr>
         <w:rPr>
-          <w:rFonts w:ascii="Arial" w:hAnsi="Arial"/>
-          <w:color w:val="000000"/>
-          <w:sz w:val="22"/>
-          <w:lang w:val="ky-KG"/>
+          <w:lang w:val="ru-RU"/>
         </w:rPr>
-        <w:t>— Сага үч суроо берем. Эртеңге чейин жообун таппасаң, сарайдан куулуп чыгасың. Биринчиси: Кудай эмнеге чыдайт? Экинчиси: Кудай кайсы чындыктарды жашырат? Үчүнчүсү: Кудай Өз даанышмандыгы жана кудурети менен кайсы иштерди ишке ашырат?</w:t>
-      </w:r>
-    </w:p>
-    <w:p>
-      <w:pPr>
-        <w:keepNext w:val="0"/>
-        <w:keepLines w:val="0"/>
-        <w:pageBreakBefore w:val="0"/>
-        <w:widowControl/>
-        <w:spacing w:line="269" w:lineRule="auto" w:after="120" w:before="0"/>
       </w:pPr>
       <w:r>
         <w:rPr>
-          <w:rFonts w:ascii="Arial" w:eastAsia="Arial" w:hAnsi="Arial"/>
-          <w:color w:val="000000"/>
-          <w:sz w:val="22"/>
-          <w:lang w:val="ky-KG"/>
+          <w:i/>
+          <w:iCs/>
         </w:rPr>
-        <w:t>Вазир канча баш катырса да, суроолорго жооп таба албайт. Кечинде көңүлү чөгүп үйүнө кайтат. Анын акылдуу жана зирек бир кызматчысы бар экен. Кызматчы кожоюнунун кабагы салыңкы экенин көрүп, себебин сурайт. Вазир башынан өткөндөрдү айтып берет.</w:t>
-      </w:r>
-    </w:p>
-    <w:p>
-      <w:pPr>
-        <w:keepNext w:val="0"/>
-        <w:keepLines w:val="0"/>
-        <w:pageBreakBefore w:val="0"/>
-        <w:widowControl/>
-        <w:spacing w:line="269" w:lineRule="auto" w:after="120" w:before="0"/>
-      </w:pPr>
-      <w:r>
-        <w:rPr>
-          <w:rFonts w:ascii="Arial" w:eastAsia="Arial" w:hAnsi="Arial"/>
-          <w:color w:val="000000"/>
-          <w:sz w:val="22"/>
-          <w:lang w:val="ky-KG"/>
-        </w:rPr>
-        <w:t>Кызматчы мындай дейт:</w:t>
-      </w:r>
-    </w:p>
-    <w:p>
-      <w:pPr>
-        <w:keepNext w:val="0"/>
-        <w:keepLines w:val="0"/>
-        <w:pageBreakBefore w:val="0"/>
-        <w:widowControl/>
-        <w:spacing w:line="269" w:lineRule="auto" w:after="120" w:before="0"/>
-      </w:pPr>
-      <w:r>
-        <w:rPr>
-          <w:rFonts w:ascii="Arial" w:hAnsi="Arial"/>
-          <w:color w:val="000000"/>
-          <w:sz w:val="22"/>
-          <w:lang w:val="ky-KG"/>
-        </w:rPr>
-        <w:t>— Үч суроонун тең жообун билем. Экөөнү азыр айтайын, үчүнчүсүн эртең айтам. Кудай чыдап жүргөн нерсе — пенделеринин кайгы-муңу, жашырганы болсо алардын айыптары.</w:t>
-      </w:r>
-    </w:p>
-    <w:p>
-      <w:pPr>
-        <w:keepNext w:val="0"/>
-        <w:keepLines w:val="0"/>
-        <w:pageBreakBefore w:val="0"/>
-        <w:widowControl/>
-        <w:spacing w:line="269" w:lineRule="auto" w:after="120" w:before="0"/>
-      </w:pPr>
-      <w:r>
-        <w:rPr>
-          <w:rFonts w:ascii="Arial" w:eastAsia="Arial" w:hAnsi="Arial"/>
-          <w:color w:val="000000"/>
-          <w:sz w:val="22"/>
-          <w:lang w:val="ky-KG"/>
-        </w:rPr>
-        <w:t>Эртеси вазир падышага барып, ушул эки жоопту айтат. Падыша мындай дейт:</w:t>
-      </w:r>
-    </w:p>
-    <w:p>
-      <w:pPr>
-        <w:keepNext w:val="0"/>
-        <w:keepLines w:val="0"/>
-        <w:pageBreakBefore w:val="0"/>
-        <w:widowControl/>
-        <w:spacing w:line="269" w:lineRule="auto" w:after="120" w:before="0"/>
-      </w:pPr>
-      <w:r>
-        <w:rPr>
-          <w:rFonts w:ascii="Arial" w:eastAsia="Arial" w:hAnsi="Arial"/>
-          <w:color w:val="000000"/>
-          <w:sz w:val="22"/>
-          <w:lang w:val="ky-KG"/>
-        </w:rPr>
-        <w:t>— Туура. Бул жоопторду өзүң таптыңбы же сага бирөө үйрөттүбү?</w:t>
-      </w:r>
-    </w:p>
-    <w:p>
-      <w:pPr>
-        <w:keepNext w:val="0"/>
-        <w:keepLines w:val="0"/>
-        <w:pageBreakBefore w:val="0"/>
-        <w:widowControl/>
-        <w:spacing w:line="269" w:lineRule="auto" w:after="120" w:before="0"/>
-      </w:pPr>
-      <w:r>
-        <w:rPr>
-          <w:rFonts w:ascii="Arial" w:eastAsia="Arial" w:hAnsi="Arial"/>
-          <w:color w:val="000000"/>
-          <w:sz w:val="22"/>
-          <w:lang w:val="ky-KG"/>
-        </w:rPr>
-        <w:t>Вазир чындыкты айтат:</w:t>
-      </w:r>
-    </w:p>
-    <w:p>
-      <w:pPr>
-        <w:keepNext w:val="0"/>
-        <w:keepLines w:val="0"/>
-        <w:pageBreakBefore w:val="0"/>
-        <w:widowControl/>
-        <w:spacing w:line="269" w:lineRule="auto" w:after="120" w:before="0"/>
-      </w:pPr>
-      <w:r>
-        <w:rPr>
-          <w:rFonts w:ascii="Arial" w:eastAsia="Arial" w:hAnsi="Arial"/>
-          <w:color w:val="000000"/>
-          <w:sz w:val="22"/>
-          <w:lang w:val="ky-KG"/>
-        </w:rPr>
-        <w:t>— Акылдуу, зирек кызматчым үйрөттү.</w:t>
-      </w:r>
-    </w:p>
-    <w:p>
-      <w:pPr>
-        <w:keepNext w:val="0"/>
-        <w:keepLines w:val="0"/>
-        <w:pageBreakBefore w:val="0"/>
-        <w:widowControl/>
-        <w:spacing w:line="269" w:lineRule="auto" w:after="120" w:before="0"/>
-      </w:pPr>
-      <w:r>
-        <w:rPr>
-          <w:rFonts w:ascii="Arial" w:eastAsia="Arial" w:hAnsi="Arial"/>
-          <w:color w:val="000000"/>
-          <w:sz w:val="22"/>
-          <w:lang w:val="ky-KG"/>
-        </w:rPr>
-        <w:t>Муну уккан падыша вазирге чепкенин чечип, кызматчысына берүүнү буюрат. Ошентип, вазир вазирлик чепкенин чечип кызматчысына кийгизет, өзү болсо анын эски кийимин киет.</w:t>
-      </w:r>
-    </w:p>
-    <w:p>
-      <w:pPr>
-        <w:keepNext w:val="0"/>
-        <w:keepLines w:val="0"/>
-        <w:pageBreakBefore w:val="0"/>
-        <w:widowControl/>
-        <w:spacing w:line="269" w:lineRule="auto" w:after="120" w:before="0"/>
-      </w:pPr>
-      <w:r>
-        <w:rPr>
-          <w:rFonts w:ascii="Arial" w:eastAsia="Arial" w:hAnsi="Arial"/>
-          <w:color w:val="000000"/>
-          <w:sz w:val="22"/>
-          <w:lang w:val="ky-KG"/>
-        </w:rPr>
-        <w:t>Айран-таң калган вазир кызматчыдан сурайт:</w:t>
-      </w:r>
-    </w:p>
-    <w:p>
-      <w:pPr>
-        <w:keepNext w:val="0"/>
-        <w:keepLines w:val="0"/>
-        <w:pageBreakBefore w:val="0"/>
-        <w:widowControl/>
-        <w:spacing w:line="269" w:lineRule="auto" w:after="120" w:before="0"/>
-      </w:pPr>
-      <w:r>
-        <w:rPr>
-          <w:rFonts w:ascii="Arial" w:eastAsia="Arial" w:hAnsi="Arial"/>
-          <w:color w:val="000000"/>
-          <w:sz w:val="22"/>
-          <w:lang w:val="ky-KG"/>
-        </w:rPr>
-        <w:t>— Үчүнчү суроонун жообу кандай? Кудай Өз даанышмандыгы жана кудурети менен кайсы иштерди ишке ашырат?</w:t>
-      </w:r>
-    </w:p>
-    <w:p>
-      <w:pPr>
-        <w:keepNext w:val="0"/>
-        <w:keepLines w:val="0"/>
-        <w:pageBreakBefore w:val="0"/>
-        <w:widowControl/>
-        <w:spacing w:line="269" w:lineRule="auto" w:after="120" w:before="0"/>
-      </w:pPr>
-      <w:r>
-        <w:rPr>
-          <w:rFonts w:ascii="Arial" w:eastAsia="Arial" w:hAnsi="Arial"/>
-          <w:color w:val="000000"/>
-          <w:sz w:val="22"/>
-          <w:lang w:val="ky-KG"/>
-        </w:rPr>
-        <w:t>Кызматчы жылмайып мындай дейт:</w:t>
-      </w:r>
-    </w:p>
-    <w:p>
-      <w:pPr>
-        <w:keepNext/>
-        <w:keepLines w:val="0"/>
-        <w:pageBreakBefore w:val="0"/>
-        <w:widowControl/>
-        <w:spacing w:line="269" w:lineRule="auto" w:after="120" w:before="0"/>
-      </w:pPr>
-      <w:r>
-        <w:rPr>
-          <w:rFonts w:ascii="Arial" w:eastAsia="Arial" w:hAnsi="Arial"/>
-          <w:color w:val="000000"/>
-          <w:sz w:val="22"/>
-          <w:lang w:val="ky-KG"/>
-        </w:rPr>
-        <w:t>— Дагы эле түшүнбөдүңбү? Кудай бир көз ирмемде вазирди кызматчы, кызматчыны болсо вазир кылат!</w:t>
-      </w:r>
-    </w:p>
-    <w:p>
-      <w:pPr>
-        <w:pStyle w:val="Moral"/>
-        <w:keepNext/>
-        <w:keepLines/>
-        <w:pageBreakBefore w:val="0"/>
-        <w:widowControl/>
-        <w:spacing w:before="120" w:after="120" w:line="269" w:lineRule="auto"/>
-        <w:ind w:left="240" w:right="240"/>
-        <w:rPr>
-          <w:lang/>
-        </w:rPr>
-      </w:pPr>
-      <w:r>
-        <w:rPr>
-          <w:rFonts w:ascii="Arial" w:hAnsi="Arial"/>
-          <w:b/>
-          <w:color w:val="000000"/>
-          <w:sz w:val="22"/>
-          <w:lang w:val="ky-KG"/>
-        </w:rPr>
-        <w:t>Сабак: Мансап түбөлүк эмес. Бүгүн буйрук берген эртең өзү кызмат кылышы мүмкүн. Эч ким өз ордуна ишенип калбасын.</w:t>
-      </w:r>
-      <w:r>
-        <w:rPr>
-          <w:rFonts w:ascii="Arial" w:hAnsi="Arial"/>
-          <w:color w:val="000000"/>
-          <w:sz w:val="22"/>
-          <w:lang w:val="ky-KG"/>
-        </w:rPr>
-      </w:r>
-    </w:p>
-    <w:p>
-      <w:pPr>
-        <w:keepNext w:val="0"/>
-        <w:keepLines w:val="0"/>
-        <w:pageBreakBefore w:val="0"/>
-        <w:widowControl/>
-        <w:spacing w:before="0" w:after="160" w:line="269" w:lineRule="auto"/>
-        <w:jc w:val="right"/>
-      </w:pPr>
-      <w:r>
-        <w:rPr>
-          <w:rFonts w:ascii="Arial" w:eastAsia="Arial" w:hAnsi="Arial" w:cs="Arial"/>
-          <w:i/>
-          <w:color w:val="000000"/>
-          <w:sz w:val="18"/>
-          <w:lang w:val="ky-KG"/>
-        </w:rPr>
-        <w:t>Аңгемелер ачык интернет булактарынан алынган, иллюстрациялар болсо ЖИ менен түзүлгөн.</w:t>
+        <w:t>Аңгемелер интернеттен чогултулуп, жасалма интеллекттин жардамы менен иштелип чыккан. Бардык сүрөттөр жасалма интеллект аркылуу түзүлгөн.</w:t>
       </w:r>
     </w:p>
     <w:sectPr>
@@ -1158,7 +944,6 @@
     </w:pPr>
     <w:rPr>
       <w:rFonts w:asciiTheme="majorHAnsi" w:eastAsiaTheme="majorEastAsia" w:hAnsiTheme="majorHAnsi" w:cstheme="majorBidi"/>
-      <w:color w:val="000000"/>
       <w:sz w:val="40"/>
       <w:szCs w:val="40"/>
     </w:rPr>
@@ -1180,7 +965,6 @@
     </w:pPr>
     <w:rPr>
       <w:rFonts w:asciiTheme="majorHAnsi" w:eastAsiaTheme="majorEastAsia" w:hAnsiTheme="majorHAnsi" w:cstheme="majorBidi"/>
-      <w:color w:val="000000"/>
       <w:sz w:val="32"/>
       <w:szCs w:val="32"/>
     </w:rPr>
@@ -1203,7 +987,6 @@
     </w:pPr>
     <w:rPr>
       <w:rFonts w:eastAsiaTheme="majorEastAsia" w:cstheme="majorBidi"/>
-      <w:color w:val="000000"/>
       <w:sz w:val="28"/>
       <w:szCs w:val="28"/>
     </w:rPr>
@@ -1228,7 +1011,6 @@
       <w:rFonts w:eastAsiaTheme="majorEastAsia" w:cstheme="majorBidi"/>
       <w:i/>
       <w:iCs/>
-      <w:color w:val="000000"/>
     </w:rPr>
   </w:style>
   <w:style w:type="paragraph" w:styleId="Heading5">
@@ -1249,7 +1031,6 @@
     </w:pPr>
     <w:rPr>
       <w:rFonts w:eastAsiaTheme="majorEastAsia" w:cstheme="majorBidi"/>
-      <w:color w:val="000000"/>
     </w:rPr>
   </w:style>
   <w:style w:type="paragraph" w:styleId="Heading6">
@@ -1272,7 +1053,6 @@
       <w:rFonts w:eastAsiaTheme="majorEastAsia" w:cstheme="majorBidi"/>
       <w:i/>
       <w:iCs/>
-      <w:color w:val="000000"/>
     </w:rPr>
   </w:style>
   <w:style w:type="paragraph" w:styleId="Heading7">
@@ -1293,7 +1073,6 @@
     </w:pPr>
     <w:rPr>
       <w:rFonts w:eastAsiaTheme="majorEastAsia" w:cstheme="majorBidi"/>
-      <w:color w:val="000000"/>
     </w:rPr>
   </w:style>
   <w:style w:type="paragraph" w:styleId="Heading8">
@@ -1316,7 +1095,6 @@
       <w:rFonts w:eastAsiaTheme="majorEastAsia" w:cstheme="majorBidi"/>
       <w:i/>
       <w:iCs/>
-      <w:color w:val="000000"/>
     </w:rPr>
   </w:style>
   <w:style w:type="paragraph" w:styleId="Heading9">
@@ -1337,13 +1115,11 @@
     </w:pPr>
     <w:rPr>
       <w:rFonts w:eastAsiaTheme="majorEastAsia" w:cstheme="majorBidi"/>
-      <w:color w:val="000000"/>
     </w:rPr>
   </w:style>
   <w:style w:type="character" w:default="1" w:styleId="DefaultParagraphFont">
     <w:name w:val="Default Paragraph Font"/>
     <w:uiPriority w:val="1"/>
-    <w:semiHidden/>
     <w:unhideWhenUsed/>
   </w:style>
   <w:style w:type="table" w:default="1" w:styleId="TableNormal">
@@ -1499,7 +1275,6 @@
     </w:pPr>
     <w:rPr>
       <w:rFonts w:asciiTheme="majorHAnsi" w:eastAsiaTheme="majorEastAsia" w:hAnsiTheme="majorHAnsi" w:cstheme="majorBidi"/>
-      <w:color w:val="000000"/>
       <w:spacing w:val="-10"/>
       <w:kern w:val="28"/>
       <w:sz w:val="56"/>
@@ -1535,7 +1310,6 @@
     </w:pPr>
     <w:rPr>
       <w:rFonts w:eastAsiaTheme="majorEastAsia" w:cstheme="majorBidi"/>
-      <w:color w:val="000000"/>
       <w:spacing w:val="15"/>
       <w:sz w:val="28"/>
       <w:szCs w:val="28"/>
@@ -1570,7 +1344,6 @@
     <w:rPr>
       <w:i/>
       <w:iCs/>
-      <w:color w:val="000000"/>
     </w:rPr>
   </w:style>
   <w:style w:type="character" w:customStyle="1" w:styleId="QuoteChar">
@@ -1595,9 +1368,6 @@
       <w:ind w:left="720"/>
       <w:contextualSpacing/>
     </w:pPr>
-    <w:rPr>
-      <w:color w:val="000000"/>
-    </w:rPr>
   </w:style>
   <w:style w:type="character" w:styleId="IntenseEmphasis">
     <w:name w:val="Intense Emphasis"/>
@@ -1627,7 +1397,6 @@
     <w:rPr>
       <w:i/>
       <w:iCs/>
-      <w:color w:val="000000"/>
     </w:rPr>
   </w:style>
   <w:style w:type="character" w:customStyle="1" w:styleId="IntenseQuoteChar">
@@ -1667,9 +1436,6 @@
     <w:pPr>
       <w:spacing w:after="100"/>
     </w:pPr>
-    <w:rPr>
-      <w:color w:val="000000"/>
-    </w:rPr>
   </w:style>
   <w:style w:type="paragraph" w:customStyle="1" w:styleId="Moral">
     <w:name w:val="Moral"/>
@@ -1681,7 +1447,6 @@
     <w:rPr>
       <w:rFonts w:ascii="Arial" w:eastAsia="Arial" w:hAnsi="Arial"/>
       <w:i/>
-      <w:color w:val="000000"/>
       <w:kern w:val="0"/>
       <w:sz w:val="22"/>
       <w:szCs w:val="22"/>
@@ -1703,9 +1468,6 @@
       </w:tabs>
       <w:spacing w:after="0" w:line="240" w:lineRule="auto"/>
     </w:pPr>
-    <w:rPr>
-      <w:color w:val="000000"/>
-    </w:rPr>
   </w:style>
   <w:style w:type="character" w:customStyle="1" w:styleId="HeaderChar">
     <w:name w:val="Header Char"/>
@@ -1728,9 +1490,6 @@
       </w:tabs>
       <w:spacing w:after="0" w:line="240" w:lineRule="auto"/>
     </w:pPr>
-    <w:rPr>
-      <w:color w:val="000000"/>
-    </w:rPr>
   </w:style>
   <w:style w:type="character" w:customStyle="1" w:styleId="FooterChar">
     <w:name w:val="Footer Char"/>
@@ -1753,7 +1512,6 @@
     </w:pPr>
     <w:rPr>
       <w:rFonts w:eastAsiaTheme="minorEastAsia"/>
-      <w:color w:val="000000"/>
     </w:rPr>
   </w:style>
   <w:style w:type="paragraph" w:styleId="TOC3">
@@ -1770,7 +1528,6 @@
     </w:pPr>
     <w:rPr>
       <w:rFonts w:eastAsiaTheme="minorEastAsia"/>
-      <w:color w:val="000000"/>
     </w:rPr>
   </w:style>
   <w:style w:type="paragraph" w:styleId="TOC4">
@@ -1787,7 +1544,6 @@
     </w:pPr>
     <w:rPr>
       <w:rFonts w:eastAsiaTheme="minorEastAsia"/>
-      <w:color w:val="000000"/>
     </w:rPr>
   </w:style>
   <w:style w:type="paragraph" w:styleId="TOC5">
@@ -1804,7 +1560,6 @@
     </w:pPr>
     <w:rPr>
       <w:rFonts w:eastAsiaTheme="minorEastAsia"/>
-      <w:color w:val="000000"/>
     </w:rPr>
   </w:style>
   <w:style w:type="paragraph" w:styleId="TOC6">
@@ -1821,7 +1576,6 @@
     </w:pPr>
     <w:rPr>
       <w:rFonts w:eastAsiaTheme="minorEastAsia"/>
-      <w:color w:val="000000"/>
     </w:rPr>
   </w:style>
   <w:style w:type="paragraph" w:styleId="TOC7">
@@ -1838,7 +1592,6 @@
     </w:pPr>
     <w:rPr>
       <w:rFonts w:eastAsiaTheme="minorEastAsia"/>
-      <w:color w:val="000000"/>
     </w:rPr>
   </w:style>
   <w:style w:type="paragraph" w:styleId="TOC8">
@@ -1855,7 +1608,6 @@
     </w:pPr>
     <w:rPr>
       <w:rFonts w:eastAsiaTheme="minorEastAsia"/>
-      <w:color w:val="000000"/>
     </w:rPr>
   </w:style>
   <w:style w:type="paragraph" w:styleId="TOC9">
@@ -1872,7 +1624,6 @@
     </w:pPr>
     <w:rPr>
       <w:rFonts w:eastAsiaTheme="minorEastAsia"/>
-      <w:color w:val="000000"/>
     </w:rPr>
   </w:style>
   <w:style w:type="paragraph" w:styleId="TOCHeading">
@@ -1888,7 +1639,6 @@
       <w:outlineLvl w:val="9"/>
     </w:pPr>
     <w:rPr>
-      <w:color w:val="000000"/>
       <w:kern w:val="0"/>
       <w:sz w:val="32"/>
       <w:szCs w:val="32"/>
